--- a/claude/code_docs/CODE_DOC_usage_FA.docx
+++ b/claude/code_docs/CODE_DOC_usage_FA.docx
@@ -156,19 +156,19 @@
           <w:rStyle w:val="VerbatimChar"/>
           <w:rtl/>
         </w:rPr>
-        <w:t xml:space="preserve">claude_R6.m</w:t>
-      </w:r>
-      <w:r>
-        <w:rPr>
-          <w:rtl/>
-        </w:rPr>
-        <w:t xml:space="preserve"> </w:t>
-      </w:r>
-      <w:r>
-        <w:rPr>
-          <w:rtl/>
-        </w:rPr>
-        <w:t xml:space="preserve">(آخرین نسخه). نسخه‌های پیشین</w:t>
+        <w:t xml:space="preserve">claude_R8.m</w:t>
+      </w:r>
+      <w:r>
+        <w:rPr>
+          <w:rtl/>
+        </w:rPr>
+        <w:t xml:space="preserve"> </w:t>
+      </w:r>
+      <w:r>
+        <w:rPr>
+          <w:rtl/>
+        </w:rPr>
+        <w:t xml:space="preserve">(آخرین/نهاییِ نسخه). نسخه‌های پیشین</w:t>
       </w:r>
       <w:r>
         <w:rPr>
@@ -206,19 +206,212 @@
           <w:rStyle w:val="VerbatimChar"/>
           <w:rtl/>
         </w:rPr>
-        <w:t xml:space="preserve">claude_R5.m</w:t>
-      </w:r>
-      <w:r>
-        <w:rPr>
-          <w:rtl/>
-        </w:rPr>
-        <w:t xml:space="preserve"> </w:t>
-      </w:r>
-      <w:r>
-        <w:rPr>
-          <w:rtl/>
-        </w:rPr>
-        <w:t xml:space="preserve">منجمد (frozen) هستند و برای بازتولید نتایج قدیمی نگه داشته شده‌اند.</w:t>
+        <w:t xml:space="preserve">claude_R7.m</w:t>
+      </w:r>
+      <w:r>
+        <w:rPr>
+          <w:rtl/>
+        </w:rPr>
+        <w:t xml:space="preserve"> </w:t>
+      </w:r>
+      <w:r>
+        <w:rPr>
+          <w:rtl/>
+        </w:rPr>
+        <w:t xml:space="preserve">منجمد (frozen) هستند و برای بازتولید نتایج قدیمی و ردگیریِ تغییرات</w:t>
+      </w:r>
+      <w:r>
+        <w:rPr>
+          <w:rtl/>
+        </w:rPr>
+        <w:t xml:space="preserve"> </w:t>
+      </w:r>
+      <w:r>
+        <w:rPr>
+          <w:rtl/>
+        </w:rPr>
+        <w:t xml:space="preserve">نگه داشته شده‌اند. نسخهٔ R8 از نظر فیزیک با R7 (و در نتیجه R6) رقم‌به‌رقم یکسان است؛</w:t>
+      </w:r>
+      <w:r>
+        <w:rPr>
+          <w:rtl/>
+        </w:rPr>
+        <w:t xml:space="preserve"> </w:t>
+      </w:r>
+      <w:r>
+        <w:rPr>
+          <w:rtl/>
+        </w:rPr>
+        <w:t xml:space="preserve">تنها تفاوتِ آن این است که مقادیرِ پیش‌فرضِ پیکربندی به</w:t>
+      </w:r>
+      <w:r>
+        <w:rPr>
+          <w:rtl/>
+        </w:rPr>
+        <w:t xml:space="preserve"> </w:t>
+      </w:r>
+      <w:r>
+        <w:rPr>
+          <w:b/>
+          <w:bCs/>
+          <w:rtl/>
+        </w:rPr>
+        <w:t xml:space="preserve">حالتِ مرجعِ رساله</w:t>
+      </w:r>
+      <w:r>
+        <w:rPr>
+          <w:rtl/>
+        </w:rPr>
+        <w:t xml:space="preserve"> </w:t>
+      </w:r>
+      <w:r>
+        <w:rPr>
+          <w:rtl/>
+        </w:rPr>
+        <w:t xml:space="preserve">تنظیم</w:t>
+      </w:r>
+      <w:r>
+        <w:rPr>
+          <w:rtl/>
+        </w:rPr>
+        <w:t xml:space="preserve"> </w:t>
+      </w:r>
+      <w:r>
+        <w:rPr>
+          <w:rtl/>
+        </w:rPr>
+        <w:t xml:space="preserve">شده‌اند (نسخهٔ R7 به یک هندسهٔ آزمونِ کوچک پیش‌فرض بود). نسخهٔ R7 اشیای صریحِ</w:t>
+      </w:r>
+      <w:r>
+        <w:rPr>
+          <w:rtl/>
+        </w:rPr>
+        <w:t xml:space="preserve"> </w:t>
+      </w:r>
+      <w:r>
+        <w:rPr>
+          <w:rtl/>
+        </w:rPr>
+        <w:t xml:space="preserve">شماره‌دهی/نگاشتِ درجات آزادی (</w:t>
+      </w:r>
+      <w:r>
+        <w:rPr>
+          <w:rStyle w:val="VerbatimChar"/>
+          <w:rtl/>
+        </w:rPr>
+        <w:t xml:space="preserve">NodeMap</w:t>
+      </w:r>
+      <w:r>
+        <w:rPr>
+          <w:rtl/>
+        </w:rPr>
+        <w:t xml:space="preserve">,</w:t>
+      </w:r>
+      <w:r>
+        <w:rPr>
+          <w:rStyle w:val="VerbatimChar"/>
+          <w:rtl/>
+        </w:rPr>
+        <w:t xml:space="preserve">DOFmap</w:t>
+      </w:r>
+      <w:r>
+        <w:rPr>
+          <w:rtl/>
+        </w:rPr>
+        <w:t xml:space="preserve">,</w:t>
+      </w:r>
+      <w:r>
+        <w:rPr>
+          <w:rStyle w:val="VerbatimChar"/>
+          <w:rtl/>
+        </w:rPr>
+        <w:t xml:space="preserve">GridDOF</w:t>
+      </w:r>
+      <w:r>
+        <w:rPr>
+          <w:rtl/>
+        </w:rPr>
+        <w:t xml:space="preserve"> </w:t>
+      </w:r>
+      <w:r>
+        <w:rPr>
+          <w:rtl/>
+        </w:rPr>
+        <w:t xml:space="preserve">+ خروجی CSV) را افزوده بود</w:t>
+      </w:r>
+      <w:r>
+        <w:rPr>
+          <w:rtl/>
+        </w:rPr>
+        <w:t xml:space="preserve"> </w:t>
+      </w:r>
+      <w:r>
+        <w:rPr>
+          <w:rtl/>
+        </w:rPr>
+        <w:t xml:space="preserve">(پاسخ به Prom.2 ص۴). توجه: کارزارِ فصل چهارم همچنان</w:t>
+      </w:r>
+      <w:r>
+        <w:rPr>
+          <w:rtl/>
+        </w:rPr>
+        <w:t xml:space="preserve"> </w:t>
+      </w:r>
+      <w:r>
+        <w:rPr>
+          <w:rStyle w:val="VerbatimChar"/>
+          <w:rtl/>
+        </w:rPr>
+        <w:t xml:space="preserve">claude_R7</w:t>
+      </w:r>
+      <w:r>
+        <w:rPr>
+          <w:rtl/>
+        </w:rPr>
+        <w:t xml:space="preserve"> </w:t>
+      </w:r>
+      <w:r>
+        <w:rPr>
+          <w:rtl/>
+        </w:rPr>
+        <w:t xml:space="preserve">را فرا می‌خواند</w:t>
+      </w:r>
+      <w:r>
+        <w:rPr>
+          <w:rtl/>
+        </w:rPr>
+        <w:t xml:space="preserve"> </w:t>
+      </w:r>
+      <w:r>
+        <w:rPr>
+          <w:rtl/>
+        </w:rPr>
+        <w:t xml:space="preserve">(فیزیک ≡ R8؛ همهٔ پیش‌فرض‌ها از راه</w:t>
+      </w:r>
+      <w:r>
+        <w:rPr>
+          <w:rtl/>
+        </w:rPr>
+        <w:t xml:space="preserve"> </w:t>
+      </w:r>
+      <w:r>
+        <w:rPr>
+          <w:rStyle w:val="VerbatimChar"/>
+          <w:rtl/>
+        </w:rPr>
+        <w:t xml:space="preserve">cfg</w:t>
+      </w:r>
+      <w:r>
+        <w:rPr>
+          <w:rtl/>
+        </w:rPr>
+        <w:t xml:space="preserve"> </w:t>
+      </w:r>
+      <w:r>
+        <w:rPr>
+          <w:rtl/>
+        </w:rPr>
+        <w:t xml:space="preserve">بازنویسی می‌شوند).</w:t>
       </w:r>
     </w:p>
     <w:p>
@@ -291,7 +484,7 @@
           <w:rStyle w:val="VerbatimChar"/>
           <w:rtl/>
         </w:rPr>
-        <w:t xml:space="preserve">claude_R6.m</w:t>
+        <w:t xml:space="preserve">claude_R8.m</w:t>
       </w:r>
       <w:r>
         <w:rPr>
@@ -324,7 +517,7 @@
         <w:rPr>
           <w:rStyle w:val="VariableTok"/>
         </w:rPr>
-        <w:t xml:space="preserve">claude_R6</w:t>
+        <w:t xml:space="preserve">claude_R8</w:t>
       </w:r>
     </w:p>
     <w:p>
@@ -407,7 +600,7 @@
               <w:rPr>
                 <w:rtl/>
               </w:rPr>
-              <w:t xml:space="preserve">مقدار پیش‌فرض</w:t>
+              <w:t xml:space="preserve">مقدار پیش‌فرض (R8 = حالتِ مرجعِ رساله)</w:t>
             </w:r>
           </w:p>
         </w:tc>
@@ -557,7 +750,7 @@
                 <w:rStyle w:val="VerbatimChar"/>
                 <w:rtl/>
               </w:rPr>
-              <w:t xml:space="preserve">1e-5</w:t>
+              <w:t xml:space="preserve">418</w:t>
             </w:r>
           </w:p>
         </w:tc>
@@ -1000,7 +1193,7 @@
                 <w:rStyle w:val="VerbatimChar"/>
                 <w:rtl/>
               </w:rPr>
-              <w:t xml:space="preserve">0.04</w:t>
+              <w:t xml:space="preserve">0.003</w:t>
             </w:r>
           </w:p>
         </w:tc>
@@ -1147,7 +1340,7 @@
                 <w:rStyle w:val="VerbatimChar"/>
                 <w:rtl/>
               </w:rPr>
-              <w:t xml:space="preserve">5</w:t>
+              <w:t xml:space="preserve">7</w:t>
             </w:r>
           </w:p>
         </w:tc>
@@ -1196,7 +1389,7 @@
                 <w:rStyle w:val="VerbatimChar"/>
                 <w:rtl/>
               </w:rPr>
-              <w:t xml:space="preserve">0.1,0.2,0.5</w:t>
+              <w:t xml:space="preserve">1.0,1.5,2.1</w:t>
             </w:r>
           </w:p>
         </w:tc>
@@ -1245,7 +1438,7 @@
                 <w:rStyle w:val="VerbatimChar"/>
                 <w:rtl/>
               </w:rPr>
-              <w:t xml:space="preserve">9,11</w:t>
+              <w:t xml:space="preserve">15,11</w:t>
             </w:r>
           </w:p>
         </w:tc>
@@ -1294,7 +1487,7 @@
                 <w:rStyle w:val="VerbatimChar"/>
                 <w:rtl/>
               </w:rPr>
-              <w:t xml:space="preserve">500</w:t>
+              <w:t xml:space="preserve">600</w:t>
             </w:r>
           </w:p>
         </w:tc>
@@ -1343,7 +1536,7 @@
                 <w:rStyle w:val="VerbatimChar"/>
                 <w:rtl/>
               </w:rPr>
-              <w:t xml:space="preserve">100</w:t>
+              <w:t xml:space="preserve">10</w:t>
             </w:r>
           </w:p>
         </w:tc>
@@ -1392,7 +1585,7 @@
                 <w:rStyle w:val="VerbatimChar"/>
                 <w:rtl/>
               </w:rPr>
-              <w:t xml:space="preserve">1e6</w:t>
+              <w:t xml:space="preserve">50e6</w:t>
             </w:r>
           </w:p>
         </w:tc>
@@ -1454,7 +1647,7 @@
                 <w:rStyle w:val="VerbatimChar"/>
                 <w:rtl/>
               </w:rPr>
-              <w:t xml:space="preserve">0.05,5e-4</w:t>
+              <w:t xml:space="preserve">3000,1</w:t>
             </w:r>
           </w:p>
         </w:tc>
@@ -1509,6 +1702,782 @@
         </w:tc>
       </w:tr>
     </w:tbl>
+    <w:p>
+      <w:pPr>
+        <w:bidi/>
+      </w:pPr>
+      <w:r>
+        <w:rPr>
+          <w:b/>
+          <w:bCs/>
+          <w:rtl/>
+        </w:rPr>
+        <w:t xml:space="preserve">توجه:</w:t>
+      </w:r>
+      <w:r>
+        <w:rPr>
+          <w:rtl/>
+        </w:rPr>
+        <w:t xml:space="preserve"> </w:t>
+      </w:r>
+      <w:r>
+        <w:rPr>
+          <w:rtl/>
+        </w:rPr>
+        <w:t xml:space="preserve">در نسخهٔ</w:t>
+      </w:r>
+      <w:r>
+        <w:rPr>
+          <w:rtl/>
+        </w:rPr>
+        <w:t xml:space="preserve"> </w:t>
+      </w:r>
+      <w:r>
+        <w:rPr>
+          <w:b/>
+          <w:bCs/>
+          <w:rtl/>
+        </w:rPr>
+        <w:t xml:space="preserve">R8</w:t>
+      </w:r>
+      <w:r>
+        <w:rPr>
+          <w:rtl/>
+        </w:rPr>
+        <w:t xml:space="preserve"> </w:t>
+      </w:r>
+      <w:r>
+        <w:rPr>
+          <w:rtl/>
+        </w:rPr>
+        <w:t xml:space="preserve">مقادیرِ پیش‌فرضِ ستونِ بالا همان</w:t>
+      </w:r>
+      <w:r>
+        <w:rPr>
+          <w:rtl/>
+        </w:rPr>
+        <w:t xml:space="preserve"> </w:t>
+      </w:r>
+      <w:r>
+        <w:rPr>
+          <w:b/>
+          <w:bCs/>
+          <w:rtl/>
+        </w:rPr>
+        <w:t xml:space="preserve">حالتِ مرجعِ رساله</w:t>
+      </w:r>
+      <w:r>
+        <w:rPr>
+          <w:rtl/>
+        </w:rPr>
+        <w:t xml:space="preserve">‌اند</w:t>
+      </w:r>
+      <w:r>
+        <w:rPr>
+          <w:rtl/>
+        </w:rPr>
+        <w:t xml:space="preserve"> </w:t>
+      </w:r>
+      <w:r>
+        <w:rPr>
+          <w:rtl/>
+        </w:rPr>
+        <w:t xml:space="preserve">(استوانهٔ توخالیِ ضخیم با</w:t>
+      </w:r>
+      <w:r>
+        <w:rPr>
+          <w:rtl/>
+        </w:rPr>
+        <w:t xml:space="preserve"> </w:t>
+      </w:r>
+      <m:oMath>
+        <m:sSub>
+          <m:e>
+            <m:r>
+              <m:t>R</m:t>
+            </m:r>
+          </m:e>
+          <m:sub>
+            <m:r>
+              <m:t>i</m:t>
+            </m:r>
+          </m:sub>
+        </m:sSub>
+        <m:r>
+          <m:rPr>
+            <m:sty m:val="p"/>
+          </m:rPr>
+          <m:t>=</m:t>
+        </m:r>
+        <m:r>
+          <m:t>1</m:t>
+        </m:r>
+        <m:r>
+          <m:rPr>
+            <m:sty m:val="p"/>
+          </m:rPr>
+          <m:t>,</m:t>
+        </m:r>
+        <m:r>
+          <m:t>0</m:t>
+        </m:r>
+      </m:oMath>
+      <w:r>
+        <w:rPr>
+          <w:rtl/>
+        </w:rPr>
+        <w:t xml:space="preserve"> </w:t>
+      </w:r>
+      <w:r>
+        <w:rPr>
+          <w:rtl/>
+        </w:rPr>
+        <w:t xml:space="preserve">m،</w:t>
+      </w:r>
+      <w:r>
+        <w:rPr>
+          <w:rtl/>
+        </w:rPr>
+        <w:t xml:space="preserve"> </w:t>
+      </w:r>
+      <m:oMath>
+        <m:sSub>
+          <m:e>
+            <m:r>
+              <m:t>R</m:t>
+            </m:r>
+          </m:e>
+          <m:sub>
+            <m:r>
+              <m:t>o</m:t>
+            </m:r>
+          </m:sub>
+        </m:sSub>
+        <m:r>
+          <m:rPr>
+            <m:sty m:val="p"/>
+          </m:rPr>
+          <m:t>=</m:t>
+        </m:r>
+        <m:r>
+          <m:t>1</m:t>
+        </m:r>
+        <m:r>
+          <m:rPr>
+            <m:sty m:val="p"/>
+          </m:rPr>
+          <m:t>,</m:t>
+        </m:r>
+        <m:r>
+          <m:t>5</m:t>
+        </m:r>
+      </m:oMath>
+      <w:r>
+        <w:rPr>
+          <w:rtl/>
+        </w:rPr>
+        <w:t xml:space="preserve"> </w:t>
+      </w:r>
+      <w:r>
+        <w:rPr>
+          <w:rtl/>
+        </w:rPr>
+        <w:t xml:space="preserve">m، ضخامت جدار</w:t>
+      </w:r>
+      <w:r>
+        <w:rPr>
+          <w:rtl/>
+        </w:rPr>
+        <w:t xml:space="preserve"> </w:t>
+      </w:r>
+      <m:oMath>
+        <m:r>
+          <m:t>h</m:t>
+        </m:r>
+        <m:r>
+          <m:rPr>
+            <m:sty m:val="p"/>
+          </m:rPr>
+          <m:t>=</m:t>
+        </m:r>
+        <m:r>
+          <m:t>0</m:t>
+        </m:r>
+        <m:r>
+          <m:rPr>
+            <m:sty m:val="p"/>
+          </m:rPr>
+          <m:t>,</m:t>
+        </m:r>
+        <m:r>
+          <m:t>5</m:t>
+        </m:r>
+      </m:oMath>
+      <w:r>
+        <w:rPr>
+          <w:rtl/>
+        </w:rPr>
+        <w:t xml:space="preserve"> </w:t>
+      </w:r>
+      <w:r>
+        <w:rPr>
+          <w:rtl/>
+        </w:rPr>
+        <w:t xml:space="preserve">m، طول</w:t>
+      </w:r>
+      <w:r>
+        <w:rPr>
+          <w:rtl/>
+        </w:rPr>
+        <w:t xml:space="preserve"> </w:t>
+      </w:r>
+      <m:oMath>
+        <m:r>
+          <m:t>L</m:t>
+        </m:r>
+        <m:r>
+          <m:rPr>
+            <m:sty m:val="p"/>
+          </m:rPr>
+          <m:t>=</m:t>
+        </m:r>
+        <m:r>
+          <m:t>2</m:t>
+        </m:r>
+        <m:r>
+          <m:rPr>
+            <m:sty m:val="p"/>
+          </m:rPr>
+          <m:t>,</m:t>
+        </m:r>
+        <m:r>
+          <m:t>1</m:t>
+        </m:r>
+      </m:oMath>
+      <w:r>
+        <w:rPr>
+          <w:rtl/>
+        </w:rPr>
+        <w:t xml:space="preserve"> </w:t>
+      </w:r>
+      <w:r>
+        <w:rPr>
+          <w:rtl/>
+        </w:rPr>
+        <w:t xml:space="preserve">m،</w:t>
+      </w:r>
+      <w:r>
+        <w:rPr>
+          <w:rtl/>
+        </w:rPr>
+        <w:t xml:space="preserve"> </w:t>
+      </w:r>
+      <m:oMath>
+        <m:sSub>
+          <m:e>
+            <m:r>
+              <m:t>N</m:t>
+            </m:r>
+          </m:e>
+          <m:sub>
+            <m:r>
+              <m:t>L</m:t>
+            </m:r>
+          </m:sub>
+        </m:sSub>
+        <m:r>
+          <m:rPr>
+            <m:sty m:val="p"/>
+          </m:rPr>
+          <m:t>=</m:t>
+        </m:r>
+        <m:r>
+          <m:t>7</m:t>
+        </m:r>
+      </m:oMath>
+      <w:r>
+        <w:rPr>
+          <w:rtl/>
+        </w:rPr>
+        <w:t xml:space="preserve"> </w:t>
+      </w:r>
+      <w:r>
+        <w:rPr>
+          <w:rtl/>
+        </w:rPr>
+        <w:t xml:space="preserve">لایه با فصل‌های مشترک در</w:t>
+      </w:r>
+      <w:r>
+        <w:rPr>
+          <w:rtl/>
+        </w:rPr>
+        <w:t xml:space="preserve"> </w:t>
+      </w:r>
+      <m:oMath>
+        <m:r>
+          <m:t>ξ</m:t>
+        </m:r>
+        <m:r>
+          <m:rPr>
+            <m:sty m:val="p"/>
+          </m:rPr>
+          <m:t>=</m:t>
+        </m:r>
+        <m:r>
+          <m:t>k</m:t>
+        </m:r>
+        <m:r>
+          <m:rPr>
+            <m:sty m:val="p"/>
+          </m:rPr>
+          <m:t>/</m:t>
+        </m:r>
+        <m:r>
+          <m:t>7</m:t>
+        </m:r>
+      </m:oMath>
+      <w:r>
+        <w:rPr>
+          <w:rtl/>
+        </w:rPr>
+        <w:t xml:space="preserve">، شبکهٔ قفل‌شدهٔ</w:t>
+      </w:r>
+      <w:r>
+        <w:rPr>
+          <w:rtl/>
+        </w:rPr>
+        <w:t xml:space="preserve"> </w:t>
+      </w:r>
+      <m:oMath>
+        <m:sSub>
+          <m:e>
+            <m:r>
+              <m:t>N</m:t>
+            </m:r>
+          </m:e>
+          <m:sub>
+            <m:r>
+              <m:t>r</m:t>
+            </m:r>
+          </m:sub>
+        </m:sSub>
+        <m:r>
+          <m:rPr>
+            <m:sty m:val="p"/>
+          </m:rPr>
+          <m:t>=</m:t>
+        </m:r>
+        <m:r>
+          <m:t>15</m:t>
+        </m:r>
+      </m:oMath>
+      <w:r>
+        <w:rPr>
+          <w:rtl/>
+        </w:rPr>
+        <w:t xml:space="preserve">/</w:t>
+      </w:r>
+      <m:oMath>
+        <m:sSub>
+          <m:e>
+            <m:r>
+              <m:t>N</m:t>
+            </m:r>
+          </m:e>
+          <m:sub>
+            <m:r>
+              <m:t>z</m:t>
+            </m:r>
+          </m:sub>
+        </m:sSub>
+        <m:r>
+          <m:rPr>
+            <m:sty m:val="p"/>
+          </m:rPr>
+          <m:t>=</m:t>
+        </m:r>
+        <m:r>
+          <m:t>11</m:t>
+        </m:r>
+      </m:oMath>
+      <w:r>
+        <w:rPr>
+          <w:rtl/>
+        </w:rPr>
+        <w:t xml:space="preserve">، بارگذاریِ ۳۰۰→۶۰۰ کلوین،</w:t>
+      </w:r>
+      <w:r>
+        <w:rPr>
+          <w:rtl/>
+        </w:rPr>
+        <w:t xml:space="preserve"> </w:t>
+      </w:r>
+      <m:oMath>
+        <m:sSub>
+          <m:e>
+            <m:r>
+              <m:t>P</m:t>
+            </m:r>
+          </m:e>
+          <m:sub>
+            <m:r>
+              <m:t>i</m:t>
+            </m:r>
+          </m:sub>
+        </m:sSub>
+        <m:r>
+          <m:rPr>
+            <m:sty m:val="p"/>
+          </m:rPr>
+          <m:t>=</m:t>
+        </m:r>
+        <m:r>
+          <m:t>50</m:t>
+        </m:r>
+      </m:oMath>
+      <w:r>
+        <w:rPr>
+          <w:rtl/>
+        </w:rPr>
+        <w:t xml:space="preserve"> </w:t>
+      </w:r>
+      <w:r>
+        <w:rPr>
+          <w:rtl/>
+        </w:rPr>
+        <w:t xml:space="preserve">مگاپاسکال،</w:t>
+      </w:r>
+      <w:r>
+        <w:rPr>
+          <w:rtl/>
+        </w:rPr>
+        <w:t xml:space="preserve"> </w:t>
+      </w:r>
+      <m:oMath>
+        <m:sSub>
+          <m:e>
+            <m:r>
+              <m:t>τ</m:t>
+            </m:r>
+          </m:e>
+          <m:sub>
+            <m:r>
+              <m:t>0</m:t>
+            </m:r>
+          </m:sub>
+        </m:sSub>
+        <m:r>
+          <m:rPr>
+            <m:sty m:val="p"/>
+          </m:rPr>
+          <m:t>=</m:t>
+        </m:r>
+        <m:r>
+          <m:t>418</m:t>
+        </m:r>
+      </m:oMath>
+      <w:r>
+        <w:rPr>
+          <w:rtl/>
+        </w:rPr>
+        <w:t xml:space="preserve"> </w:t>
+      </w:r>
+      <w:r>
+        <w:rPr>
+          <w:rtl/>
+        </w:rPr>
+        <w:t xml:space="preserve">ثانیه،</w:t>
+      </w:r>
+      <w:r>
+        <w:rPr>
+          <w:rtl/>
+        </w:rPr>
+        <w:t xml:space="preserve"> </w:t>
+      </w:r>
+      <m:oMath>
+        <m:r>
+          <m:rPr>
+            <m:sty m:val="p"/>
+          </m:rPr>
+          <m:t>۳</m:t>
+        </m:r>
+        <m:r>
+          <m:rPr>
+            <m:sty m:val="p"/>
+          </m:rPr>
+          <m:t>۰</m:t>
+        </m:r>
+        <m:r>
+          <m:rPr>
+            <m:sty m:val="p"/>
+          </m:rPr>
+          <m:t>۰</m:t>
+        </m:r>
+        <m:r>
+          <m:rPr>
+            <m:sty m:val="p"/>
+          </m:rPr>
+          <m:t>۰</m:t>
+        </m:r>
+      </m:oMath>
+      <w:r>
+        <w:rPr>
+          <w:rtl/>
+        </w:rPr>
+        <w:t xml:space="preserve"> </w:t>
+      </w:r>
+      <w:r>
+        <w:rPr>
+          <w:rtl/>
+        </w:rPr>
+        <w:t xml:space="preserve">ثانیه با گام</w:t>
+      </w:r>
+      <w:r>
+        <w:rPr>
+          <w:rtl/>
+        </w:rPr>
+        <w:t xml:space="preserve"> </w:t>
+      </w:r>
+      <m:oMath>
+        <m:r>
+          <m:rPr>
+            <m:sty m:val="p"/>
+          </m:rPr>
+          <m:t>۱</m:t>
+        </m:r>
+      </m:oMath>
+      <w:r>
+        <w:rPr>
+          <w:rtl/>
+        </w:rPr>
+        <w:t xml:space="preserve"> </w:t>
+      </w:r>
+      <w:r>
+        <w:rPr>
+          <w:rtl/>
+        </w:rPr>
+        <w:t xml:space="preserve">ثانیه). بنابراین اجرای مستقیمِ</w:t>
+      </w:r>
+      <w:r>
+        <w:rPr>
+          <w:rtl/>
+        </w:rPr>
+        <w:t xml:space="preserve"> </w:t>
+      </w:r>
+      <w:r>
+        <w:rPr>
+          <w:rStyle w:val="VerbatimChar"/>
+          <w:rtl/>
+        </w:rPr>
+        <w:t xml:space="preserve">claude_R8</w:t>
+      </w:r>
+      <w:r>
+        <w:rPr>
+          <w:rtl/>
+        </w:rPr>
+        <w:t xml:space="preserve"> </w:t>
+      </w:r>
+      <w:r>
+        <w:rPr>
+          <w:rtl/>
+        </w:rPr>
+        <w:t xml:space="preserve">همین حالتِ مرجع را</w:t>
+      </w:r>
+      <w:r>
+        <w:rPr>
+          <w:rtl/>
+        </w:rPr>
+        <w:t xml:space="preserve"> </w:t>
+      </w:r>
+      <w:r>
+        <w:rPr>
+          <w:rtl/>
+        </w:rPr>
+        <w:t xml:space="preserve">بازتولید می‌کند (برخلافِ R7 که به یک هندسهٔ آزمونِ کوچک پیش‌فرض بود).</w:t>
+      </w:r>
+      <w:r>
+        <w:rPr>
+          <w:rtl/>
+        </w:rPr>
+        <w:t xml:space="preserve"> </w:t>
+      </w:r>
+      <w:r>
+        <w:rPr>
+          <w:b/>
+          <w:bCs/>
+          <w:rtl/>
+        </w:rPr>
+        <w:t xml:space="preserve">تنها استثنا:</w:t>
+      </w:r>
+      <w:r>
+        <w:rPr>
+          <w:rtl/>
+        </w:rPr>
+        <w:t xml:space="preserve"> </w:t>
+      </w:r>
+      <w:r>
+        <w:rPr>
+          <w:rtl/>
+        </w:rPr>
+        <w:t xml:space="preserve">ضریبِ تخلخلِ پیش‌فرضِ فایل (</w:t>
+      </w:r>
+      <m:oMath>
+        <m:r>
+          <m:t>e</m:t>
+        </m:r>
+        <m:r>
+          <m:t>m</m:t>
+        </m:r>
+        <m:r>
+          <m:t>3</m:t>
+        </m:r>
+        <m:r>
+          <m:rPr>
+            <m:sty m:val="p"/>
+          </m:rPr>
+          <m:t>=</m:t>
+        </m:r>
+        <m:r>
+          <m:t>0</m:t>
+        </m:r>
+        <m:r>
+          <m:rPr>
+            <m:sty m:val="p"/>
+          </m:rPr>
+          <m:t>,</m:t>
+        </m:r>
+        <m:r>
+          <m:t>8980</m:t>
+        </m:r>
+      </m:oMath>
+      <w:r>
+        <w:rPr>
+          <w:rtl/>
+        </w:rPr>
+        <w:t xml:space="preserve">) با مقدارِ به‌کاررفته در کارزار/فصل چهارم</w:t>
+      </w:r>
+      <w:r>
+        <w:rPr>
+          <w:rtl/>
+        </w:rPr>
+        <w:t xml:space="preserve"> </w:t>
+      </w:r>
+      <w:r>
+        <w:rPr>
+          <w:rtl/>
+        </w:rPr>
+        <w:t xml:space="preserve">(</w:t>
+      </w:r>
+      <m:oMath>
+        <m:r>
+          <m:t>e</m:t>
+        </m:r>
+        <m:r>
+          <m:t>m</m:t>
+        </m:r>
+        <m:r>
+          <m:t>3</m:t>
+        </m:r>
+        <m:r>
+          <m:rPr>
+            <m:sty m:val="p"/>
+          </m:rPr>
+          <m:t>=</m:t>
+        </m:r>
+        <m:r>
+          <m:t>0</m:t>
+        </m:r>
+        <m:r>
+          <m:rPr>
+            <m:sty m:val="p"/>
+          </m:rPr>
+          <m:t>,</m:t>
+        </m:r>
+        <m:r>
+          <m:t>8604</m:t>
+        </m:r>
+      </m:oMath>
+      <w:r>
+        <w:rPr>
+          <w:rtl/>
+        </w:rPr>
+        <w:t xml:space="preserve">) یکی نیست، زیرا بخشِ تخلخل عمداً تا نهایی‌شدن بر پایهٔ فایل MZ (بند</w:t>
+      </w:r>
+      <w:r>
+        <w:rPr>
+          <w:rtl/>
+        </w:rPr>
+        <w:t xml:space="preserve"> </w:t>
+      </w:r>
+      <w:r>
+        <w:rPr>
+          <w:rtl/>
+        </w:rPr>
+        <w:t xml:space="preserve">A7) دست‌نخورده مانده است؛ پس اجرای مستقلِ R8 در هندسه و بارگذاری با حالتِ مرجع یکی است</w:t>
+      </w:r>
+      <w:r>
+        <w:rPr>
+          <w:rtl/>
+        </w:rPr>
+        <w:t xml:space="preserve"> </w:t>
+      </w:r>
+      <w:r>
+        <w:rPr>
+          <w:rtl/>
+        </w:rPr>
+        <w:t xml:space="preserve">اما در ضریبِ تخلخل باید</w:t>
+      </w:r>
+      <w:r>
+        <w:rPr>
+          <w:rtl/>
+        </w:rPr>
+        <w:t xml:space="preserve"> </w:t>
+      </w:r>
+      <w:r>
+        <w:rPr>
+          <w:rStyle w:val="VerbatimChar"/>
+          <w:rtl/>
+        </w:rPr>
+        <w:t xml:space="preserve">em3=0.8604</w:t>
+      </w:r>
+      <w:r>
+        <w:rPr>
+          <w:rtl/>
+        </w:rPr>
+        <w:t xml:space="preserve"> </w:t>
+      </w:r>
+      <w:r>
+        <w:rPr>
+          <w:rtl/>
+        </w:rPr>
+        <w:t xml:space="preserve">از راه</w:t>
+      </w:r>
+      <w:r>
+        <w:rPr>
+          <w:rtl/>
+        </w:rPr>
+        <w:t xml:space="preserve"> </w:t>
+      </w:r>
+      <w:r>
+        <w:rPr>
+          <w:rStyle w:val="VerbatimChar"/>
+          <w:rtl/>
+        </w:rPr>
+        <w:t xml:space="preserve">cfg</w:t>
+      </w:r>
+      <w:r>
+        <w:rPr>
+          <w:rtl/>
+        </w:rPr>
+        <w:t xml:space="preserve"> </w:t>
+      </w:r>
+      <w:r>
+        <w:rPr>
+          <w:rtl/>
+        </w:rPr>
+        <w:t xml:space="preserve">نشانده شود.</w:t>
+      </w:r>
+    </w:p>
     <w:p>
       <w:pPr>
         <w:pStyle w:val="BlockText"/>
@@ -1520,19 +2489,19 @@
           <w:bCs/>
           <w:rtl/>
         </w:rPr>
-        <w:t xml:space="preserve">هشدار مهم (الگوهای تخلخل):</w:t>
-      </w:r>
-      <w:r>
-        <w:rPr>
-          <w:rtl/>
-        </w:rPr>
-        <w:t xml:space="preserve"> </w:t>
-      </w:r>
-      <w:r>
-        <w:rPr>
-          <w:rtl/>
-        </w:rPr>
-        <w:t xml:space="preserve">تنها الگوی</w:t>
+        <w:t xml:space="preserve">توجه (الگوهای تخلخل):</w:t>
+      </w:r>
+      <w:r>
+        <w:rPr>
+          <w:rtl/>
+        </w:rPr>
+        <w:t xml:space="preserve"> </w:t>
+      </w:r>
+      <w:r>
+        <w:rPr>
+          <w:rtl/>
+        </w:rPr>
+        <w:t xml:space="preserve">الگوهای تخلخل (UD/O/X/V/A) از روی فرمول‌های</w:t>
       </w:r>
       <w:r>
         <w:rPr>
@@ -1545,105 +2514,106 @@
           <w:rStyle w:val="VerbatimChar"/>
           <w:rtl/>
         </w:rPr>
-        <w:t xml:space="preserve">'UD'</w:t>
-      </w:r>
-      <w:r>
-        <w:rPr>
-          <w:rtl/>
-        </w:rPr>
-        <w:t xml:space="preserve"> </w:t>
-      </w:r>
-      <w:r>
-        <w:rPr>
-          <w:rtl/>
-        </w:rPr>
-        <w:t xml:space="preserve">به‌طور کامل با مرجع</w:t>
-      </w:r>
-      <w:r>
-        <w:rPr>
-          <w:rtl/>
-        </w:rPr>
-        <w:t xml:space="preserve"> </w:t>
-      </w:r>
-      <w:r>
-        <w:rPr>
-          <w:rtl/>
-        </w:rPr>
-        <w:t xml:space="preserve">(</w:t>
+        <w:t xml:space="preserve">MZ-R 0.docx</w:t>
+      </w:r>
+      <w:r>
+        <w:rPr>
+          <w:rtl/>
+        </w:rPr>
+        <w:t xml:space="preserve"> </w:t>
+      </w:r>
+      <w:r>
+        <w:rPr>
+          <w:rtl/>
+        </w:rPr>
+        <w:t xml:space="preserve">پیاده‌سازی شده‌اند و از نسخهٔ R3_1 به بعد</w:t>
+      </w:r>
+      <w:r>
+        <w:rPr>
+          <w:rtl/>
+        </w:rPr>
+        <w:t xml:space="preserve"> </w:t>
+      </w:r>
+      <w:r>
+        <w:rPr>
+          <w:b/>
+          <w:bCs/>
+          <w:rtl/>
+        </w:rPr>
+        <w:t xml:space="preserve">هیچ هشدارِ زمان‌اجرایی</w:t>
+      </w:r>
+      <w:r>
+        <w:rPr>
+          <w:rtl/>
+        </w:rPr>
+        <w:t xml:space="preserve"> </w:t>
+      </w:r>
+      <w:r>
+        <w:rPr>
+          <w:rtl/>
+        </w:rPr>
+        <w:t xml:space="preserve">برای آن‌ها صادر</w:t>
+      </w:r>
+      <w:r>
+        <w:rPr>
+          <w:rtl/>
+        </w:rPr>
+        <w:t xml:space="preserve"> </w:t>
+      </w:r>
+      <w:r>
+        <w:rPr>
+          <w:rtl/>
+        </w:rPr>
+        <w:t xml:space="preserve">نمی‌شود (تنها هشدارِ باقی‌مانده مربوط به نامِ نامعتبرِ میدانِ</w:t>
+      </w:r>
+      <w:r>
+        <w:rPr>
+          <w:rtl/>
+        </w:rPr>
+        <w:t xml:space="preserve"> </w:t>
       </w:r>
       <w:r>
         <w:rPr>
           <w:rStyle w:val="VerbatimChar"/>
           <w:rtl/>
         </w:rPr>
-        <w:t xml:space="preserve">MZ-R 0.docx</w:t>
-      </w:r>
-      <w:r>
-        <w:rPr>
-          <w:rtl/>
-        </w:rPr>
-        <w:t xml:space="preserve">) صحت‌سنجی شده است. الگوهای V/A از روی فرمول‌های docx پیاده</w:t>
-      </w:r>
-      <w:r>
-        <w:rPr>
-          <w:rtl/>
-        </w:rPr>
-        <w:t xml:space="preserve"> </w:t>
-      </w:r>
-      <w:r>
-        <w:rPr>
-          <w:rtl/>
-        </w:rPr>
-        <w:t xml:space="preserve">شده‌اند اما هنوز تأیید نهایی نشده‌اند و در کد یک</w:t>
-      </w:r>
-      <w:r>
-        <w:rPr>
-          <w:rtl/>
-        </w:rPr>
-        <w:t xml:space="preserve"> </w:t>
-      </w:r>
-      <w:r>
-        <w:rPr>
-          <w:rStyle w:val="VerbatimChar"/>
-          <w:rtl/>
-        </w:rPr>
-        <w:t xml:space="preserve">warning</w:t>
-      </w:r>
-      <w:r>
-        <w:rPr>
-          <w:rtl/>
-        </w:rPr>
-        <w:t xml:space="preserve"> </w:t>
-      </w:r>
-      <w:r>
-        <w:rPr>
-          <w:rtl/>
-        </w:rPr>
-        <w:t xml:space="preserve">زمان‌اجرا صادر</w:t>
-      </w:r>
-      <w:r>
-        <w:rPr>
-          <w:rtl/>
-        </w:rPr>
-        <w:t xml:space="preserve"> </w:t>
-      </w:r>
-      <w:r>
-        <w:rPr>
-          <w:rtl/>
-        </w:rPr>
-        <w:t xml:space="preserve">می‌کنند. طبق بازخورد Prom.2 (بند ز) این الگوها باید با الگوهای جدید فایل MZ</w:t>
-      </w:r>
-      <w:r>
-        <w:rPr>
-          <w:rtl/>
-        </w:rPr>
-        <w:t xml:space="preserve"> </w:t>
-      </w:r>
-      <w:r>
-        <w:rPr>
-          <w:rtl/>
-        </w:rPr>
-        <w:t xml:space="preserve">جایگزین شوند.</w:t>
+        <w:t xml:space="preserve">cfg</w:t>
+      </w:r>
+      <w:r>
+        <w:rPr>
+          <w:rtl/>
+        </w:rPr>
+        <w:t xml:space="preserve"> </w:t>
+      </w:r>
+      <w:r>
+        <w:rPr>
+          <w:rtl/>
+        </w:rPr>
+        <w:t xml:space="preserve">است). طبق بازخورد</w:t>
+      </w:r>
+      <w:r>
+        <w:rPr>
+          <w:rtl/>
+        </w:rPr>
+        <w:t xml:space="preserve"> </w:t>
+      </w:r>
+      <w:r>
+        <w:rPr>
+          <w:rtl/>
+        </w:rPr>
+        <w:t xml:space="preserve">Prom.2 (بند ز / A7) نهایی‌سازیِ روابطِ تخلخل بر پایهٔ فایل MZ بر عهدهٔ نویسنده است و</w:t>
+      </w:r>
+      <w:r>
+        <w:rPr>
+          <w:rtl/>
+        </w:rPr>
+        <w:t xml:space="preserve"> </w:t>
+      </w:r>
+      <w:r>
+        <w:rPr>
+          <w:rtl/>
+        </w:rPr>
+        <w:t xml:space="preserve">بلوکِ تخلخل تا آن زمان دست‌نخورده نگه داشته شده است.</w:t>
       </w:r>
     </w:p>
     <w:bookmarkEnd w:id="10"/>
@@ -2303,7 +3273,7 @@
         <w:rPr>
           <w:rStyle w:val="VariableTok"/>
         </w:rPr>
-        <w:t xml:space="preserve">claude_R6</w:t>
+        <w:t xml:space="preserve">claude_R8</w:t>
       </w:r>
       <w:r>
         <w:rPr>
@@ -2382,20 +3352,32 @@
         <w:rPr>
           <w:rtl/>
         </w:rPr>
-        <w:t xml:space="preserve">اسکریپت‌های هماهنگ‌کنندهٔ آماده (</w:t>
+        <w:t xml:space="preserve">اسکریپتِ اصلیِ کارزارِ فصل چهارم</w:t>
+      </w:r>
+      <w:r>
+        <w:rPr>
+          <w:rtl/>
+        </w:rPr>
+        <w:t xml:space="preserve"> </w:t>
       </w:r>
       <w:r>
         <w:rPr>
           <w:rStyle w:val="VerbatimChar"/>
           <w:rtl/>
         </w:rPr>
-        <w:t xml:space="preserve">run_param_studies_v4.ps1</w:t>
-      </w:r>
-      <w:r>
-        <w:rPr>
-          <w:rtl/>
-        </w:rPr>
-        <w:t xml:space="preserve">،</w:t>
+        <w:t xml:space="preserve">campaign\run_ch4_campaign.ps1</w:t>
+      </w:r>
+      <w:r>
+        <w:rPr>
+          <w:rtl/>
+        </w:rPr>
+        <w:t xml:space="preserve"> </w:t>
+      </w:r>
+      <w:r>
+        <w:rPr>
+          <w:rtl/>
+        </w:rPr>
+        <w:t xml:space="preserve">(به‌همراهِ</w:t>
       </w:r>
       <w:r>
         <w:rPr>
@@ -2408,8 +3390,40 @@
           <w:rStyle w:val="VerbatimChar"/>
           <w:rtl/>
         </w:rPr>
-        <w:t xml:space="preserve">run_param_studies_v5.ps1</w:t>
-      </w:r>
+        <w:t xml:space="preserve">campaign\run_nz_sweep.ps1</w:t>
+      </w:r>
+      <w:r>
+        <w:rPr>
+          <w:rtl/>
+        </w:rPr>
+        <w:t xml:space="preserve"> </w:t>
+      </w:r>
+      <w:r>
+        <w:rPr>
+          <w:rtl/>
+        </w:rPr>
+        <w:t xml:space="preserve">برای جاروبِ</w:t>
+      </w:r>
+      <w:r>
+        <w:rPr>
+          <w:rtl/>
+        </w:rPr>
+        <w:t xml:space="preserve"> </w:t>
+      </w:r>
+      <m:oMath>
+        <m:sSub>
+          <m:e>
+            <m:r>
+              <m:t>N</m:t>
+            </m:r>
+          </m:e>
+          <m:sub>
+            <m:r>
+              <m:t>z</m:t>
+            </m:r>
+          </m:sub>
+        </m:sSub>
+      </m:oMath>
       <w:r>
         <w:rPr>
           <w:rtl/>
@@ -2439,7 +3453,19 @@
         <w:rPr>
           <w:rtl/>
         </w:rPr>
-        <w:t xml:space="preserve">جداگانه در یک نمونهٔ</w:t>
+        <w:t xml:space="preserve">جداگانه در یک</w:t>
+      </w:r>
+      <w:r>
+        <w:rPr>
+          <w:rtl/>
+        </w:rPr>
+        <w:t xml:space="preserve"> </w:t>
+      </w:r>
+      <w:r>
+        <w:rPr>
+          <w:rtl/>
+        </w:rPr>
+        <w:t xml:space="preserve">نمونهٔ</w:t>
       </w:r>
       <w:r>
         <w:rPr>
@@ -2464,7 +3490,143 @@
         <w:rPr>
           <w:rtl/>
         </w:rPr>
-        <w:t xml:space="preserve">اجرا می‌کنند و از قبل موجودها را رد می‌کنند (skip-existing).</w:t>
+        <w:t xml:space="preserve">اجرا می‌کند، نتایج را در پوشهٔ</w:t>
+      </w:r>
+      <w:r>
+        <w:rPr>
+          <w:rtl/>
+        </w:rPr>
+        <w:t xml:space="preserve"> </w:t>
+      </w:r>
+      <w:r>
+        <w:rPr>
+          <w:rStyle w:val="VerbatimChar"/>
+          <w:rtl/>
+        </w:rPr>
+        <w:t xml:space="preserve">param_studies_ch4\</w:t>
+      </w:r>
+      <w:r>
+        <w:rPr>
+          <w:rtl/>
+        </w:rPr>
+        <w:t xml:space="preserve"> </w:t>
+      </w:r>
+      <w:r>
+        <w:rPr>
+          <w:rtl/>
+        </w:rPr>
+        <w:t xml:space="preserve">می‌نویسد و</w:t>
+      </w:r>
+      <w:r>
+        <w:rPr>
+          <w:rtl/>
+        </w:rPr>
+        <w:t xml:space="preserve"> </w:t>
+      </w:r>
+      <w:r>
+        <w:rPr>
+          <w:rtl/>
+        </w:rPr>
+        <w:t xml:space="preserve">موجودها را رد می‌کند (skip-existing). این دو، ۸۶ حالتِ فصل چهارم را می‌سازند.</w:t>
+      </w:r>
+      <w:r>
+        <w:rPr>
+          <w:rtl/>
+        </w:rPr>
+        <w:t xml:space="preserve"> </w:t>
+      </w:r>
+      <w:r>
+        <w:rPr>
+          <w:rtl/>
+        </w:rPr>
+        <w:t xml:space="preserve">(اسکریپت‌های قدیمیِ</w:t>
+      </w:r>
+      <w:r>
+        <w:rPr>
+          <w:rtl/>
+        </w:rPr>
+        <w:t xml:space="preserve"> </w:t>
+      </w:r>
+      <w:r>
+        <w:rPr>
+          <w:rStyle w:val="VerbatimChar"/>
+          <w:rtl/>
+        </w:rPr>
+        <w:t xml:space="preserve">run_param_studies*.ps1</w:t>
+      </w:r>
+      <w:r>
+        <w:rPr>
+          <w:rtl/>
+        </w:rPr>
+        <w:t xml:space="preserve"> </w:t>
+      </w:r>
+      <w:r>
+        <w:rPr>
+          <w:rtl/>
+        </w:rPr>
+        <w:t xml:space="preserve">نسخهٔ ۱ تا ۶ برای هندسهٔ قدیمی بودند و به</w:t>
+      </w:r>
+      <w:r>
+        <w:rPr>
+          <w:rtl/>
+        </w:rPr>
+        <w:t xml:space="preserve"> </w:t>
+      </w:r>
+      <w:r>
+        <w:rPr>
+          <w:rtl/>
+        </w:rPr>
+        <w:t xml:space="preserve">پوشهٔ حذف‌شدهٔ</w:t>
+      </w:r>
+      <w:r>
+        <w:rPr>
+          <w:rtl/>
+        </w:rPr>
+        <w:t xml:space="preserve"> </w:t>
+      </w:r>
+      <w:r>
+        <w:rPr>
+          <w:rStyle w:val="VerbatimChar"/>
+          <w:rtl/>
+        </w:rPr>
+        <w:t xml:space="preserve">param_studies\</w:t>
+      </w:r>
+      <w:r>
+        <w:rPr>
+          <w:rtl/>
+        </w:rPr>
+        <w:t xml:space="preserve"> </w:t>
+      </w:r>
+      <w:r>
+        <w:rPr>
+          <w:rtl/>
+        </w:rPr>
+        <w:t xml:space="preserve">می‌نوشتند؛ اکنون در</w:t>
+      </w:r>
+      <w:r>
+        <w:rPr>
+          <w:rtl/>
+        </w:rPr>
+        <w:t xml:space="preserve"> </w:t>
+      </w:r>
+      <w:r>
+        <w:rPr>
+          <w:rStyle w:val="VerbatimChar"/>
+          <w:rtl/>
+        </w:rPr>
+        <w:t xml:space="preserve">campaign\_archive\</w:t>
+      </w:r>
+      <w:r>
+        <w:rPr>
+          <w:rtl/>
+        </w:rPr>
+        <w:t xml:space="preserve"> </w:t>
+      </w:r>
+      <w:r>
+        <w:rPr>
+          <w:rtl/>
+        </w:rPr>
+        <w:t xml:space="preserve">بایگانی شده‌اند.)</w:t>
       </w:r>
     </w:p>
     <w:p>
@@ -2509,7 +3671,52 @@
         <w:rPr>
           <w:rStyle w:val="NormalTok"/>
         </w:rPr>
-        <w:t xml:space="preserve">\run_param_studies_v4</w:t>
+        <w:t xml:space="preserve">\campaign\run_ch4_campaign</w:t>
+      </w:r>
+      <w:r>
+        <w:rPr>
+          <w:rStyle w:val="OperatorTok"/>
+        </w:rPr>
+        <w:t xml:space="preserve">.</w:t>
+      </w:r>
+      <w:r>
+        <w:rPr>
+          <w:rStyle w:val="FunctionTok"/>
+        </w:rPr>
+        <w:t xml:space="preserve">ps1</w:t>
+      </w:r>
+      <w:r>
+        <w:br/>
+      </w:r>
+      <w:r>
+        <w:rPr>
+          <w:rStyle w:val="NormalTok"/>
+        </w:rPr>
+        <w:t xml:space="preserve">powershell </w:t>
+      </w:r>
+      <w:r>
+        <w:rPr>
+          <w:rStyle w:val="OperatorTok"/>
+        </w:rPr>
+        <w:t xml:space="preserve">-</w:t>
+      </w:r>
+      <w:r>
+        <w:rPr>
+          <w:rStyle w:val="NormalTok"/>
+        </w:rPr>
+        <w:t xml:space="preserve">File </w:t>
+      </w:r>
+      <w:r>
+        <w:rPr>
+          <w:rStyle w:val="OperatorTok"/>
+        </w:rPr>
+        <w:t xml:space="preserve">.</w:t>
+      </w:r>
+      <w:r>
+        <w:rPr>
+          <w:rStyle w:val="NormalTok"/>
+        </w:rPr>
+        <w:t xml:space="preserve">\campaign\run_nz_sweep</w:t>
       </w:r>
       <w:r>
         <w:rPr>
@@ -2694,21 +3901,30 @@
       </w:pPr>
       <w:r>
         <w:rPr>
+          <w:rStyle w:val="CommentTok"/>
+        </w:rPr>
+        <w:t xml:space="preserve">% خانوادهٔ کاتالوگِ فصل چهار — می‌خوانند از param_studies_ch4\ و می‌سازند در figures_ch4_bw\ و figures_ch4_color\</w:t>
+      </w:r>
+      <w:r>
+        <w:br/>
+      </w:r>
+      <w:r>
+        <w:rPr>
           <w:rStyle w:val="VariableTok"/>
         </w:rPr>
-        <w:t xml:space="preserve">claude_param_figures_R4</w:t>
+        <w:t xml:space="preserve">claude_catalog_R6</w:t>
       </w:r>
       <w:r>
         <w:rPr>
           <w:rStyle w:val="NormalTok"/>
         </w:rPr>
-        <w:t xml:space="preserve">          </w:t>
+        <w:t xml:space="preserve">            </w:t>
       </w:r>
       <w:r>
         <w:rPr>
           <w:rStyle w:val="CommentTok"/>
         </w:rPr>
-        <w:t xml:space="preserve">% -&gt; results_campaign\figures_print\</w:t>
+        <w:t xml:space="preserve">% ۴-پنل: T*,U* بر حسب Fo و T*,Σθθ بر حسب ξ</w:t>
       </w:r>
       <w:r>
         <w:br/>
@@ -2717,19 +3933,163 @@
         <w:rPr>
           <w:rStyle w:val="VariableTok"/>
         </w:rPr>
-        <w:t xml:space="preserve">claude_param_figures_R4_color</w:t>
+        <w:t xml:space="preserve">claude_catalog_R6_color</w:t>
       </w:r>
       <w:r>
         <w:rPr>
           <w:rStyle w:val="NormalTok"/>
         </w:rPr>
-        <w:t xml:space="preserve">    </w:t>
+        <w:t xml:space="preserve">      </w:t>
       </w:r>
       <w:r>
         <w:rPr>
           <w:rStyle w:val="CommentTok"/>
         </w:rPr>
-        <w:t xml:space="preserve">% -&gt; results_campaign\figures_color\</w:t>
+        <w:t xml:space="preserve">% همان، رنگی</w:t>
+      </w:r>
+      <w:r>
+        <w:br/>
+      </w:r>
+      <w:r>
+        <w:rPr>
+          <w:rStyle w:val="VariableTok"/>
+        </w:rPr>
+        <w:t xml:space="preserve">claude_catalog_R6_full</w:t>
+      </w:r>
+      <w:r>
+        <w:rPr>
+          <w:rStyle w:val="NormalTok"/>
+        </w:rPr>
+        <w:t xml:space="preserve">       </w:t>
+      </w:r>
+      <w:r>
+        <w:rPr>
+          <w:rStyle w:val="CommentTok"/>
+        </w:rPr>
+        <w:t xml:space="preserve">% ۸-پنلِ کاملِ کرنش/تنش</w:t>
+      </w:r>
+      <w:r>
+        <w:br/>
+      </w:r>
+      <w:r>
+        <w:rPr>
+          <w:rStyle w:val="VariableTok"/>
+        </w:rPr>
+        <w:t xml:space="preserve">claude_catalog_R6_extras</w:t>
+      </w:r>
+      <w:r>
+        <w:rPr>
+          <w:rStyle w:val="NormalTok"/>
+        </w:rPr>
+        <w:t xml:space="preserve">     </w:t>
+      </w:r>
+      <w:r>
+        <w:rPr>
+          <w:rStyle w:val="CommentTok"/>
+        </w:rPr>
+        <w:t xml:space="preserve">% پیشانی‌های صوتِ دوم + ماتریسِ ۵×۵ گرافن×تخلخل</w:t>
+      </w:r>
+      <w:r>
+        <w:br/>
+      </w:r>
+      <w:r>
+        <w:rPr>
+          <w:rStyle w:val="VariableTok"/>
+        </w:rPr>
+        <w:t xml:space="preserve">claude_catalog_gplpor</w:t>
+      </w:r>
+      <w:r>
+        <w:rPr>
+          <w:rStyle w:val="NormalTok"/>
+        </w:rPr>
+        <w:t xml:space="preserve">        </w:t>
+      </w:r>
+      <w:r>
+        <w:rPr>
+          <w:rStyle w:val="CommentTok"/>
+        </w:rPr>
+        <w:t xml:space="preserve">% شکل‌های به‌تفکیکِ تخلخل</w:t>
+      </w:r>
+      <w:r>
+        <w:br/>
+      </w:r>
+      <w:r>
+        <w:rPr>
+          <w:rStyle w:val="VariableTok"/>
+        </w:rPr>
+        <w:t xml:space="preserve">claude_catalog_bestworst</w:t>
+      </w:r>
+      <w:r>
+        <w:rPr>
+          <w:rStyle w:val="NormalTok"/>
+        </w:rPr>
+        <w:t xml:space="preserve">     </w:t>
+      </w:r>
+      <w:r>
+        <w:rPr>
+          <w:rStyle w:val="CommentTok"/>
+        </w:rPr>
+        <w:t xml:space="preserve">% بهترین/بدترین</w:t>
+      </w:r>
+      <w:r>
+        <w:br/>
+      </w:r>
+      <w:r>
+        <w:rPr>
+          <w:rStyle w:val="VariableTok"/>
+        </w:rPr>
+        <w:t xml:space="preserve">claude_catalog_conv</w:t>
+      </w:r>
+      <w:r>
+        <w:rPr>
+          <w:rStyle w:val="OperatorTok"/>
+        </w:rPr>
+        <w:t xml:space="preserve">,</w:t>
+      </w:r>
+      <w:r>
+        <w:rPr>
+          <w:rStyle w:val="NormalTok"/>
+        </w:rPr>
+        <w:t xml:space="preserve"> </w:t>
+      </w:r>
+      <w:r>
+        <w:rPr>
+          <w:rStyle w:val="VariableTok"/>
+        </w:rPr>
+        <w:t xml:space="preserve">claude_catalog_conv2</w:t>
+      </w:r>
+      <w:r>
+        <w:rPr>
+          <w:rStyle w:val="NormalTok"/>
+        </w:rPr>
+        <w:t xml:space="preserve">   </w:t>
+      </w:r>
+      <w:r>
+        <w:rPr>
+          <w:rStyle w:val="CommentTok"/>
+        </w:rPr>
+        <w:t xml:space="preserve">% همگرایی (هر دو سبک B&amp;W و رنگی)</w:t>
+      </w:r>
+      <w:r>
+        <w:br/>
+      </w:r>
+      <w:r>
+        <w:rPr>
+          <w:rStyle w:val="VariableTok"/>
+        </w:rPr>
+        <w:t xml:space="preserve">claude_catalog_ch4_variants</w:t>
+      </w:r>
+      <w:r>
+        <w:rPr>
+          <w:rStyle w:val="NormalTok"/>
+        </w:rPr>
+        <w:t xml:space="preserve">  </w:t>
+      </w:r>
+      <w:r>
+        <w:rPr>
+          <w:rStyle w:val="CommentTok"/>
+        </w:rPr>
+        <w:t xml:space="preserve">% تکمیلِ نسخه‌های کم‌بودِ سیاه‌وسفید/رنگی</w:t>
       </w:r>
     </w:p>
     <w:p>
@@ -2752,7 +4112,7 @@
         <w:rPr>
           <w:rtl/>
         </w:rPr>
-        <w:t xml:space="preserve">چاپ تک‌رنگ خوانا باشند. شکل‌های گسترشی (T2, T3) در</w:t>
+        <w:t xml:space="preserve">چاپ تک‌رنگ خوانا باشند. شکل‌های گسترشی (T2/T3) با</w:t>
       </w:r>
       <w:r>
         <w:rPr>
@@ -2765,6 +4125,43 @@
           <w:rStyle w:val="VerbatimChar"/>
           <w:rtl/>
         </w:rPr>
+        <w:t xml:space="preserve">claude_T2_1_spatial_methods</w:t>
+      </w:r>
+      <w:r>
+        <w:rPr>
+          <w:rtl/>
+        </w:rPr>
+        <w:t xml:space="preserve"> </w:t>
+      </w:r>
+      <w:r>
+        <w:rPr>
+          <w:rtl/>
+        </w:rPr>
+        <w:t xml:space="preserve">و</w:t>
+      </w:r>
+      <w:r>
+        <w:rPr>
+          <w:rtl/>
+        </w:rPr>
+        <w:t xml:space="preserve"> </w:t>
+      </w:r>
+      <w:r>
+        <w:rPr>
+          <w:rtl/>
+        </w:rPr>
+        <w:t xml:space="preserve">اسکریپت‌های تئوری در</w:t>
+      </w:r>
+      <w:r>
+        <w:rPr>
+          <w:rtl/>
+        </w:rPr>
+        <w:t xml:space="preserve"> </w:t>
+      </w:r>
+      <w:r>
+        <w:rPr>
+          <w:rStyle w:val="VerbatimChar"/>
+          <w:rtl/>
+        </w:rPr>
         <w:t xml:space="preserve">results_extensions\</w:t>
       </w:r>
       <w:r>
@@ -2777,19 +4174,57 @@
         <w:rPr>
           <w:rtl/>
         </w:rPr>
-        <w:t xml:space="preserve">تولید</w:t>
-      </w:r>
-      <w:r>
-        <w:rPr>
-          <w:rtl/>
-        </w:rPr>
-        <w:t xml:space="preserve"> </w:t>
-      </w:r>
-      <w:r>
-        <w:rPr>
-          <w:rtl/>
-        </w:rPr>
-        <w:t xml:space="preserve">می‌شوند.</w:t>
+        <w:t xml:space="preserve">تولید می‌شوند. (اسکریپت‌های قدیمیِ</w:t>
+      </w:r>
+      <w:r>
+        <w:rPr>
+          <w:rtl/>
+        </w:rPr>
+        <w:t xml:space="preserve"> </w:t>
+      </w:r>
+      <w:r>
+        <w:rPr>
+          <w:rStyle w:val="VerbatimChar"/>
+          <w:rtl/>
+        </w:rPr>
+        <w:t xml:space="preserve">claude_param_figures*</w:t>
+      </w:r>
+      <w:r>
+        <w:rPr>
+          <w:rtl/>
+        </w:rPr>
+        <w:t xml:space="preserve"> </w:t>
+      </w:r>
+      <w:r>
+        <w:rPr>
+          <w:rtl/>
+        </w:rPr>
+        <w:t xml:space="preserve">برای هندسهٔ قدیمی بودند و در</w:t>
+      </w:r>
+      <w:r>
+        <w:rPr>
+          <w:rtl/>
+        </w:rPr>
+        <w:t xml:space="preserve"> </w:t>
+      </w:r>
+      <w:r>
+        <w:rPr>
+          <w:rStyle w:val="VerbatimChar"/>
+          <w:rtl/>
+        </w:rPr>
+        <w:t xml:space="preserve">code\_archive\</w:t>
+      </w:r>
+      <w:r>
+        <w:rPr>
+          <w:rtl/>
+        </w:rPr>
+        <w:t xml:space="preserve"> </w:t>
+      </w:r>
+      <w:r>
+        <w:rPr>
+          <w:rtl/>
+        </w:rPr>
+        <w:t xml:space="preserve">بایگانی شده‌اند.)</w:t>
       </w:r>
     </w:p>
     <w:bookmarkEnd w:id="13"/>
@@ -3109,10 +4544,287 @@
     </w:p>
     <w:p>
       <w:pPr>
+        <w:pStyle w:val="Compact"/>
+        <w:numPr>
+          <w:ilvl w:val="0"/>
+          <w:numId w:val="1002"/>
+        </w:numPr>
         <w:bidi/>
       </w:pPr>
       <w:r>
         <w:rPr>
+          <w:b/>
+          <w:bCs/>
+          <w:rtl/>
+        </w:rPr>
+        <w:t xml:space="preserve">(افزودهٔ R7)</w:t>
+      </w:r>
+      <w:r>
+        <w:rPr>
+          <w:rtl/>
+        </w:rPr>
+        <w:t xml:space="preserve"> </w:t>
+      </w:r>
+      <w:r>
+        <w:rPr>
+          <w:rtl/>
+        </w:rPr>
+        <w:t xml:space="preserve">اشیای صریحِ شماره‌دهیِ درجات آزادی:</w:t>
+      </w:r>
+      <w:r>
+        <w:rPr>
+          <w:rtl/>
+        </w:rPr>
+        <w:t xml:space="preserve"> </w:t>
+      </w:r>
+      <w:r>
+        <w:rPr>
+          <w:rStyle w:val="VerbatimChar"/>
+          <w:rtl/>
+        </w:rPr>
+        <w:t xml:space="preserve">NodeMap</w:t>
+      </w:r>
+      <w:r>
+        <w:rPr>
+          <w:rtl/>
+        </w:rPr>
+        <w:t xml:space="preserve"> </w:t>
+      </w:r>
+      <w:r>
+        <w:rPr>
+          <w:rtl/>
+        </w:rPr>
+        <w:t xml:space="preserve">(ماتریس</w:t>
+      </w:r>
+      <w:r>
+        <w:rPr>
+          <w:rtl/>
+        </w:rPr>
+        <w:t xml:space="preserve"> </w:t>
+      </w:r>
+      <w:r>
+        <w:rPr>
+          <w:rtl/>
+        </w:rPr>
+        <w:t xml:space="preserve">گرهیِ مستطیلیِ یک لایه با ابعاد</w:t>
+      </w:r>
+      <w:r>
+        <w:rPr>
+          <w:rtl/>
+        </w:rPr>
+        <w:t xml:space="preserve"> </w:t>
+      </w:r>
+      <w:r>
+        <w:rPr>
+          <w:rStyle w:val="VerbatimChar"/>
+          <w:rtl/>
+        </w:rPr>
+        <w:t xml:space="preserve">N_r × N_z</w:t>
+      </w:r>
+      <w:r>
+        <w:rPr>
+          <w:rtl/>
+        </w:rPr>
+        <w:t xml:space="preserve">)،</w:t>
+      </w:r>
+      <w:r>
+        <w:rPr>
+          <w:rtl/>
+        </w:rPr>
+        <w:t xml:space="preserve"> </w:t>
+      </w:r>
+      <w:r>
+        <w:rPr>
+          <w:rStyle w:val="VerbatimChar"/>
+          <w:rtl/>
+        </w:rPr>
+        <w:t xml:space="preserve">DOFmap</w:t>
+      </w:r>
+      <w:r>
+        <w:rPr>
+          <w:rtl/>
+        </w:rPr>
+        <w:t xml:space="preserve"> </w:t>
+      </w:r>
+      <w:r>
+        <w:rPr>
+          <w:rtl/>
+        </w:rPr>
+        <w:t xml:space="preserve">(یک سطر برای هر درجهٔ</w:t>
+      </w:r>
+      <w:r>
+        <w:rPr>
+          <w:rtl/>
+        </w:rPr>
+        <w:t xml:space="preserve"> </w:t>
+      </w:r>
+      <w:r>
+        <w:rPr>
+          <w:rtl/>
+        </w:rPr>
+        <w:t xml:space="preserve">آزادی، در ترتیب معادلات با بلوک‌های میدانیِ</w:t>
+      </w:r>
+      <w:r>
+        <w:rPr>
+          <w:rtl/>
+        </w:rPr>
+        <w:t xml:space="preserve"> </w:t>
+      </w:r>
+      <w:r>
+        <w:rPr>
+          <w:rStyle w:val="VerbatimChar"/>
+          <w:rtl/>
+        </w:rPr>
+        <w:t xml:space="preserve">[θ|u|w]</w:t>
+      </w:r>
+      <w:r>
+        <w:rPr>
+          <w:rtl/>
+        </w:rPr>
+        <w:t xml:space="preserve">) و</w:t>
+      </w:r>
+      <w:r>
+        <w:rPr>
+          <w:rtl/>
+        </w:rPr>
+        <w:t xml:space="preserve"> </w:t>
+      </w:r>
+      <w:r>
+        <w:rPr>
+          <w:rStyle w:val="VerbatimChar"/>
+          <w:rtl/>
+        </w:rPr>
+        <w:t xml:space="preserve">GridDOF</w:t>
+      </w:r>
+      <w:r>
+        <w:rPr>
+          <w:rtl/>
+        </w:rPr>
+        <w:t xml:space="preserve"> </w:t>
+      </w:r>
+      <w:r>
+        <w:rPr>
+          <w:rtl/>
+        </w:rPr>
+        <w:t xml:space="preserve">(سه درجهٔ</w:t>
+      </w:r>
+      <w:r>
+        <w:rPr>
+          <w:rtl/>
+        </w:rPr>
+        <w:t xml:space="preserve"> </w:t>
+      </w:r>
+      <w:r>
+        <w:rPr>
+          <w:rtl/>
+        </w:rPr>
+        <w:t xml:space="preserve">آزادیِ سراسری در هر نقطهٔ شبکه). این‌ها فیزیک را تغییر نمی‌دهند و صرفاً</w:t>
+      </w:r>
+      <w:r>
+        <w:rPr>
+          <w:rtl/>
+        </w:rPr>
+        <w:t xml:space="preserve"> </w:t>
+      </w:r>
+      <w:r>
+        <w:rPr>
+          <w:rtl/>
+        </w:rPr>
+        <w:t xml:space="preserve">ترتیبِ مونتاژ را مستند می‌کنند.</w:t>
+      </w:r>
+    </w:p>
+    <w:p>
+      <w:pPr>
+        <w:bidi/>
+      </w:pPr>
+      <w:r>
+        <w:rPr>
+          <w:rtl/>
+        </w:rPr>
+        <w:t xml:space="preserve">افزون بر فایل</w:t>
+      </w:r>
+      <w:r>
+        <w:rPr>
+          <w:rtl/>
+        </w:rPr>
+        <w:t xml:space="preserve"> </w:t>
+      </w:r>
+      <w:r>
+        <w:rPr>
+          <w:rStyle w:val="VerbatimChar"/>
+          <w:rtl/>
+        </w:rPr>
+        <w:t xml:space="preserve">.mat</w:t>
+      </w:r>
+      <w:r>
+        <w:rPr>
+          <w:rtl/>
+        </w:rPr>
+        <w:t xml:space="preserve">، حل‌گر ماتریس نگاشت را به‌صورت یک فایل جداگانهٔ</w:t>
+      </w:r>
+      <w:r>
+        <w:rPr>
+          <w:rtl/>
+        </w:rPr>
+        <w:t xml:space="preserve"> </w:t>
+      </w:r>
+      <w:r>
+        <w:rPr>
+          <w:rStyle w:val="VerbatimChar"/>
+          <w:rtl/>
+        </w:rPr>
+        <w:t xml:space="preserve">&lt;out_name&gt;_DOFmap.csv</w:t>
+      </w:r>
+      <w:r>
+        <w:rPr>
+          <w:rtl/>
+        </w:rPr>
+        <w:t xml:space="preserve"> </w:t>
+      </w:r>
+      <w:r>
+        <w:rPr>
+          <w:rtl/>
+        </w:rPr>
+        <w:t xml:space="preserve">(با سرستون</w:t>
+      </w:r>
+      <w:r>
+        <w:rPr>
+          <w:rtl/>
+        </w:rPr>
+        <w:t xml:space="preserve"> </w:t>
+      </w:r>
+      <w:r>
+        <w:rPr>
+          <w:rStyle w:val="VerbatimChar"/>
+          <w:rtl/>
+        </w:rPr>
+        <w:t xml:space="preserve">gdof,component,comp_name,layer_e,ir,iz,localnode,r,z</w:t>
+      </w:r>
+      <w:r>
+        <w:rPr>
+          <w:rtl/>
+        </w:rPr>
+        <w:t xml:space="preserve">)</w:t>
+      </w:r>
+      <w:r>
+        <w:rPr>
+          <w:rtl/>
+        </w:rPr>
+        <w:t xml:space="preserve"> </w:t>
+      </w:r>
+      <w:r>
+        <w:rPr>
+          <w:rtl/>
+        </w:rPr>
+        <w:t xml:space="preserve">نیز صادر می‌کند تا برای سند مستندسازیِ کد قابل ارجاع باشد.</w:t>
+      </w:r>
+    </w:p>
+    <w:p>
+      <w:pPr>
+        <w:bidi/>
+      </w:pPr>
+      <w:r>
+        <w:rPr>
           <w:rtl/>
         </w:rPr>
         <w:t xml:space="preserve">اسکریپت</w:t>
@@ -3128,6 +4840,124 @@
           <w:rStyle w:val="VerbatimChar"/>
           <w:rtl/>
         </w:rPr>
+        <w:t xml:space="preserve">claude_chapter_stats_ch4.m</w:t>
+      </w:r>
+      <w:r>
+        <w:rPr>
+          <w:rtl/>
+        </w:rPr>
+        <w:t xml:space="preserve"> </w:t>
+      </w:r>
+      <w:r>
+        <w:rPr>
+          <w:rtl/>
+        </w:rPr>
+        <w:t xml:space="preserve">(در</w:t>
+      </w:r>
+      <w:r>
+        <w:rPr>
+          <w:rtl/>
+        </w:rPr>
+        <w:t xml:space="preserve"> </w:t>
+      </w:r>
+      <w:r>
+        <w:rPr>
+          <w:rStyle w:val="VerbatimChar"/>
+          <w:rtl/>
+        </w:rPr>
+        <w:t xml:space="preserve">code\misc</w:t>
+      </w:r>
+      <w:r>
+        <w:rPr>
+          <w:rtl/>
+        </w:rPr>
+        <w:t xml:space="preserve">) این فایل‌ها را از پوشهٔ</w:t>
+      </w:r>
+      <w:r>
+        <w:rPr>
+          <w:rtl/>
+        </w:rPr>
+        <w:t xml:space="preserve"> </w:t>
+      </w:r>
+      <w:r>
+        <w:rPr>
+          <w:rStyle w:val="VerbatimChar"/>
+          <w:rtl/>
+        </w:rPr>
+        <w:t xml:space="preserve">param_studies_ch4\</w:t>
+      </w:r>
+      <w:r>
+        <w:rPr>
+          <w:rtl/>
+        </w:rPr>
+        <w:t xml:space="preserve"> </w:t>
+      </w:r>
+      <w:r>
+        <w:rPr>
+          <w:rtl/>
+        </w:rPr>
+        <w:t xml:space="preserve">می‌خواند و جدول آماری</w:t>
+      </w:r>
+      <w:r>
+        <w:rPr>
+          <w:rtl/>
+        </w:rPr>
+        <w:t xml:space="preserve"> </w:t>
+      </w:r>
+      <w:r>
+        <w:rPr>
+          <w:rStyle w:val="VerbatimChar"/>
+          <w:rtl/>
+        </w:rPr>
+        <w:t xml:space="preserve">chapter_stats.csv</w:t>
+      </w:r>
+      <w:r>
+        <w:rPr>
+          <w:rtl/>
+        </w:rPr>
+        <w:t xml:space="preserve"> </w:t>
+      </w:r>
+      <w:r>
+        <w:rPr>
+          <w:rtl/>
+        </w:rPr>
+        <w:t xml:space="preserve">(بیشینه/نهاییِ</w:t>
+      </w:r>
+      <w:r>
+        <w:rPr>
+          <w:rtl/>
+        </w:rPr>
+        <w:t xml:space="preserve"> </w:t>
+      </w:r>
+      <w:r>
+        <w:rPr>
+          <w:rtl/>
+        </w:rPr>
+        <w:t xml:space="preserve">کمیت‌های بی‌بعد هر حالت، با بی‌بعدسازیِ هندسهٔ جدید) را می‌سازد که مبنای اعداد فصل</w:t>
+      </w:r>
+      <w:r>
+        <w:rPr>
+          <w:rtl/>
+        </w:rPr>
+        <w:t xml:space="preserve"> </w:t>
+      </w:r>
+      <w:r>
+        <w:rPr>
+          <w:rtl/>
+        </w:rPr>
+        <w:t xml:space="preserve">چهارم است. (نسخهٔ قدیمیِ</w:t>
+      </w:r>
+      <w:r>
+        <w:rPr>
+          <w:rtl/>
+        </w:rPr>
+        <w:t xml:space="preserve"> </w:t>
+      </w:r>
+      <w:r>
+        <w:rPr>
+          <w:rStyle w:val="VerbatimChar"/>
+          <w:rtl/>
+        </w:rPr>
         <w:t xml:space="preserve">claude_chapter_stats.m</w:t>
       </w:r>
       <w:r>
@@ -3140,7 +4970,7 @@
         <w:rPr>
           <w:rtl/>
         </w:rPr>
-        <w:t xml:space="preserve">این فایل‌ها را می‌خواند و جدول آماری</w:t>
+        <w:t xml:space="preserve">پوشهٔ حذف‌شدهٔ</w:t>
       </w:r>
       <w:r>
         <w:rPr>
@@ -3153,31 +4983,31 @@
           <w:rStyle w:val="VerbatimChar"/>
           <w:rtl/>
         </w:rPr>
-        <w:t xml:space="preserve">chapter_stats.csv</w:t>
-      </w:r>
-      <w:r>
-        <w:rPr>
-          <w:rtl/>
-        </w:rPr>
-        <w:t xml:space="preserve"> </w:t>
-      </w:r>
-      <w:r>
-        <w:rPr>
-          <w:rtl/>
-        </w:rPr>
-        <w:t xml:space="preserve">(بیشینه/نهاییِ کمیت‌های بی‌بعد هر حالت) را می‌سازد که مبنای</w:t>
-      </w:r>
-      <w:r>
-        <w:rPr>
-          <w:rtl/>
-        </w:rPr>
-        <w:t xml:space="preserve"> </w:t>
-      </w:r>
-      <w:r>
-        <w:rPr>
-          <w:rtl/>
-        </w:rPr>
-        <w:t xml:space="preserve">اعداد فصل چهارم است.</w:t>
+        <w:t xml:space="preserve">param_studies\</w:t>
+      </w:r>
+      <w:r>
+        <w:rPr>
+          <w:rtl/>
+        </w:rPr>
+        <w:t xml:space="preserve"> </w:t>
+      </w:r>
+      <w:r>
+        <w:rPr>
+          <w:rtl/>
+        </w:rPr>
+        <w:t xml:space="preserve">را</w:t>
+      </w:r>
+      <w:r>
+        <w:rPr>
+          <w:rtl/>
+        </w:rPr>
+        <w:t xml:space="preserve"> </w:t>
+      </w:r>
+      <w:r>
+        <w:rPr>
+          <w:rtl/>
+        </w:rPr>
+        <w:t xml:space="preserve">می‌خواند و بایگانی شده است.)</w:t>
       </w:r>
     </w:p>
     <w:bookmarkEnd w:id="14"/>
@@ -3479,6 +5309,169 @@
                 <w:rtl/>
               </w:rPr>
               <w:t xml:space="preserve">cfg</w:t>
+            </w:r>
+          </w:p>
+        </w:tc>
+      </w:tr>
+      <w:tr>
+        <w:tc>
+          <w:tcPr/>
+          <w:p>
+            <w:pPr>
+              <w:pStyle w:val="Compact"/>
+              <w:bidi/>
+            </w:pPr>
+            <w:r>
+              <w:rPr>
+                <w:rStyle w:val="VerbatimChar"/>
+                <w:rtl/>
+              </w:rPr>
+              <w:t xml:space="preserve">claude_R7</w:t>
+            </w:r>
+          </w:p>
+        </w:tc>
+        <w:tc>
+          <w:tcPr/>
+          <w:p>
+            <w:pPr>
+              <w:pStyle w:val="Compact"/>
+              <w:bidi/>
+            </w:pPr>
+            <w:r>
+              <w:rPr>
+                <w:rtl/>
+              </w:rPr>
+              <w:t xml:space="preserve">ماتریس صریحِ شماره‌دهی/نگاشتِ درجات آزادی (</w:t>
+            </w:r>
+            <w:r>
+              <w:rPr>
+                <w:rStyle w:val="VerbatimChar"/>
+                <w:rtl/>
+              </w:rPr>
+              <w:t xml:space="preserve">NodeMap</w:t>
+            </w:r>
+            <w:r>
+              <w:rPr>
+                <w:rtl/>
+              </w:rPr>
+              <w:t xml:space="preserve">+</w:t>
+            </w:r>
+            <w:r>
+              <w:rPr>
+                <w:rStyle w:val="VerbatimChar"/>
+                <w:rtl/>
+              </w:rPr>
+              <w:t xml:space="preserve">DOFmap</w:t>
+            </w:r>
+            <w:r>
+              <w:rPr>
+                <w:rtl/>
+              </w:rPr>
+              <w:t xml:space="preserve">+</w:t>
+            </w:r>
+            <w:r>
+              <w:rPr>
+                <w:rStyle w:val="VerbatimChar"/>
+                <w:rtl/>
+              </w:rPr>
+              <w:t xml:space="preserve">GridDOF</w:t>
+            </w:r>
+            <w:r>
+              <w:rPr>
+                <w:rtl/>
+              </w:rPr>
+              <w:t xml:space="preserve"> </w:t>
+            </w:r>
+            <w:r>
+              <w:rPr>
+                <w:rtl/>
+              </w:rPr>
+              <w:t xml:space="preserve">+ خروجی</w:t>
+            </w:r>
+            <w:r>
+              <w:rPr>
+                <w:rtl/>
+              </w:rPr>
+              <w:t xml:space="preserve"> </w:t>
+            </w:r>
+            <w:r>
+              <w:rPr>
+                <w:rStyle w:val="VerbatimChar"/>
+                <w:rtl/>
+              </w:rPr>
+              <w:t xml:space="preserve">DOFmap.csv</w:t>
+            </w:r>
+            <w:r>
+              <w:rPr>
+                <w:rtl/>
+              </w:rPr>
+              <w:t xml:space="preserve">)؛ از نظر فیزیک رقم‌به‌رقم یکسان با R6 (Prom.2 ص۴)</w:t>
+            </w:r>
+          </w:p>
+        </w:tc>
+      </w:tr>
+      <w:tr>
+        <w:tc>
+          <w:tcPr/>
+          <w:p>
+            <w:pPr>
+              <w:pStyle w:val="Compact"/>
+              <w:bidi/>
+            </w:pPr>
+            <w:r>
+              <w:rPr>
+                <w:rStyle w:val="VerbatimChar"/>
+                <w:rtl/>
+              </w:rPr>
+              <w:t xml:space="preserve">claude_R8</w:t>
+            </w:r>
+          </w:p>
+        </w:tc>
+        <w:tc>
+          <w:tcPr/>
+          <w:p>
+            <w:pPr>
+              <w:pStyle w:val="Compact"/>
+              <w:bidi/>
+            </w:pPr>
+            <w:r>
+              <w:rPr>
+                <w:b/>
+                <w:bCs/>
+                <w:rtl/>
+              </w:rPr>
+              <w:t xml:space="preserve">نسخهٔ نهایی/قطعی</w:t>
+            </w:r>
+            <w:r>
+              <w:rPr>
+                <w:rtl/>
+              </w:rPr>
+              <w:t xml:space="preserve">؛ مقادیرِ پیش‌فرض = حالتِ مرجعِ رساله (اجرای مستقل، حالتِ مرجع را بازتولید می‌کند)؛ از نظر فیزیک رقم‌به‌رقم یکسان با R7. توجه: کارزار همچنان</w:t>
+            </w:r>
+            <w:r>
+              <w:rPr>
+                <w:rtl/>
+              </w:rPr>
+              <w:t xml:space="preserve"> </w:t>
+            </w:r>
+            <w:r>
+              <w:rPr>
+                <w:rStyle w:val="VerbatimChar"/>
+                <w:rtl/>
+              </w:rPr>
+              <w:t xml:space="preserve">claude_R7</w:t>
+            </w:r>
+            <w:r>
+              <w:rPr>
+                <w:rtl/>
+              </w:rPr>
+              <w:t xml:space="preserve"> </w:t>
+            </w:r>
+            <w:r>
+              <w:rPr>
+                <w:rtl/>
+              </w:rPr>
+              <w:t xml:space="preserve">را فرا می‌خواند (فیزیک ≡ R8)</w:t>
             </w:r>
           </w:p>
         </w:tc>

--- a/claude/code_docs/CODE_DOC_usage_FA.docx
+++ b/claude/code_docs/CODE_DOC_usage_FA.docx
@@ -5440,7 +5440,7 @@
                 <w:bCs/>
                 <w:rtl/>
               </w:rPr>
-              <w:t xml:space="preserve">نسخهٔ نهایی/قطعی</w:t>
+              <w:t xml:space="preserve">نسخهٔ رسمیِ رساله</w:t>
             </w:r>
             <w:r>
               <w:rPr>
@@ -5472,6 +5472,92 @@
                 <w:rtl/>
               </w:rPr>
               <w:t xml:space="preserve">را فرا می‌خواند (فیزیک ≡ R8)</w:t>
+            </w:r>
+          </w:p>
+        </w:tc>
+      </w:tr>
+      <w:tr>
+        <w:tc>
+          <w:tcPr/>
+          <w:p>
+            <w:pPr>
+              <w:pStyle w:val="Compact"/>
+              <w:bidi/>
+            </w:pPr>
+            <w:r>
+              <w:rPr>
+                <w:rStyle w:val="VerbatimChar"/>
+                <w:rtl/>
+              </w:rPr>
+              <w:t xml:space="preserve">claude_R9</w:t>
+            </w:r>
+          </w:p>
+        </w:tc>
+        <w:tc>
+          <w:tcPr/>
+          <w:p>
+            <w:pPr>
+              <w:pStyle w:val="Compact"/>
+              <w:bidi/>
+            </w:pPr>
+            <w:r>
+              <w:rPr>
+                <w:b/>
+                <w:bCs/>
+                <w:rtl/>
+              </w:rPr>
+              <w:t xml:space="preserve">نسخهٔ کارایی (اختیاری)</w:t>
+            </w:r>
+            <w:r>
+              <w:rPr>
+                <w:rtl/>
+              </w:rPr>
+              <w:t xml:space="preserve"> </w:t>
+            </w:r>
+            <w:r>
+              <w:rPr>
+                <w:rtl/>
+              </w:rPr>
+              <w:t xml:space="preserve">— تنها بخشِ مونتاژِ حلقهٔ داخلی (بخشِ ۴-۱) برداری‌سازی شده (نوشتن‌های تُنُکِ عددی تک‌به‌تک جایگزینِ نوشتن‌های برداری/</w:t>
+            </w:r>
+            <w:r>
+              <w:rPr>
+                <w:rStyle w:val="VerbatimChar"/>
+                <w:rtl/>
+              </w:rPr>
+              <w:t xml:space="preserve">kron</w:t>
+            </w:r>
+            <w:r>
+              <w:rPr>
+                <w:rtl/>
+              </w:rPr>
+              <w:t xml:space="preserve"> </w:t>
+            </w:r>
+            <w:r>
+              <w:rPr>
+                <w:rtl/>
+              </w:rPr>
+              <w:t xml:space="preserve">شده‌اند)؛ هیچ فیزیکی تغییر نکرده و بخشِ شرایطِ مرزی/فصلِ‌مشترک عیناً از R8 کپی شده. حدود ۲٫۱ برابر سریع‌تر در مجموع (۲٫۵ برابر در مرحلهٔ مونتاژ) روی حالتِ مرجعِ کاملِ ۳۰۰۰‌گامی، با اجرای متوالیِ بدونِ رقابتِ منابع سنجیده شده. صحت‌سنجی‌شده: در برابرِ R8 در پنج پیکربندی و حالتِ مرجعِ کامل تا دقتِ خطای گردکردنِ اعشارِ مضاعف مطابقت دارد، و به‌طور مستقل در برابرِ محکِ ادبیاتیِ ملک‌زاده-حیدرپور نیز بازآزمایی شده.</w:t>
+            </w:r>
+            <w:r>
+              <w:rPr>
+                <w:rtl/>
+              </w:rPr>
+              <w:t xml:space="preserve"> </w:t>
+            </w:r>
+            <w:r>
+              <w:rPr>
+                <w:b/>
+                <w:bCs/>
+                <w:rtl/>
+              </w:rPr>
+              <w:t xml:space="preserve">R8 هنوز نسخهٔ رسمیِ رساله است</w:t>
+            </w:r>
+            <w:r>
+              <w:rPr>
+                <w:rtl/>
+              </w:rPr>
+              <w:t xml:space="preserve">؛ R9 برای کسی که به اجرای سریع‌تر نیاز دارد در دسترس است.</w:t>
             </w:r>
           </w:p>
         </w:tc>

--- a/claude/code_docs/CODE_DOC_usage_FA.docx
+++ b/claude/code_docs/CODE_DOC_usage_FA.docx
@@ -156,7 +156,7 @@
           <w:rStyle w:val="VerbatimChar"/>
           <w:rtl/>
         </w:rPr>
-        <w:t xml:space="preserve">claude_R8.m</w:t>
+        <w:t xml:space="preserve">LSTE_solver_R8.m</w:t>
       </w:r>
       <w:r>
         <w:rPr>
@@ -181,7 +181,7 @@
           <w:rStyle w:val="VerbatimChar"/>
           <w:rtl/>
         </w:rPr>
-        <w:t xml:space="preserve">claude_R1.m</w:t>
+        <w:t xml:space="preserve">LSTE_solver_R1.m</w:t>
       </w:r>
       <w:r>
         <w:rPr>
@@ -206,7 +206,7 @@
           <w:rStyle w:val="VerbatimChar"/>
           <w:rtl/>
         </w:rPr>
-        <w:t xml:space="preserve">claude_R7.m</w:t>
+        <w:t xml:space="preserve">LSTE_solver_R7.m</w:t>
       </w:r>
       <w:r>
         <w:rPr>
@@ -362,7 +362,7 @@
           <w:rStyle w:val="VerbatimChar"/>
           <w:rtl/>
         </w:rPr>
-        <w:t xml:space="preserve">claude_R7</w:t>
+        <w:t xml:space="preserve">LSTE_solver_R7</w:t>
       </w:r>
       <w:r>
         <w:rPr>
@@ -484,7 +484,7 @@
           <w:rStyle w:val="VerbatimChar"/>
           <w:rtl/>
         </w:rPr>
-        <w:t xml:space="preserve">claude_R8.m</w:t>
+        <w:t xml:space="preserve">LSTE_solver_R8.m</w:t>
       </w:r>
       <w:r>
         <w:rPr>
@@ -517,7 +517,7 @@
         <w:rPr>
           <w:rStyle w:val="VariableTok"/>
         </w:rPr>
-        <w:t xml:space="preserve">claude_R8</w:t>
+        <w:t xml:space="preserve">LSTE_solver_R8</w:t>
       </w:r>
     </w:p>
     <w:p>
@@ -2269,7 +2269,7 @@
           <w:rStyle w:val="VerbatimChar"/>
           <w:rtl/>
         </w:rPr>
-        <w:t xml:space="preserve">claude_R8</w:t>
+        <w:t xml:space="preserve">LSTE_solver_R8</w:t>
       </w:r>
       <w:r>
         <w:rPr>
@@ -3273,7 +3273,7 @@
         <w:rPr>
           <w:rStyle w:val="VariableTok"/>
         </w:rPr>
-        <w:t xml:space="preserve">claude_R8</w:t>
+        <w:t xml:space="preserve">LSTE_solver_R8</w:t>
       </w:r>
       <w:r>
         <w:rPr>
@@ -3912,7 +3912,7 @@
         <w:rPr>
           <w:rStyle w:val="VariableTok"/>
         </w:rPr>
-        <w:t xml:space="preserve">claude_catalog_R6</w:t>
+        <w:t xml:space="preserve">catalog_R6</w:t>
       </w:r>
       <w:r>
         <w:rPr>
@@ -3933,7 +3933,7 @@
         <w:rPr>
           <w:rStyle w:val="VariableTok"/>
         </w:rPr>
-        <w:t xml:space="preserve">claude_catalog_R6_color</w:t>
+        <w:t xml:space="preserve">catalog_R6_color</w:t>
       </w:r>
       <w:r>
         <w:rPr>
@@ -3954,7 +3954,7 @@
         <w:rPr>
           <w:rStyle w:val="VariableTok"/>
         </w:rPr>
-        <w:t xml:space="preserve">claude_catalog_R6_full</w:t>
+        <w:t xml:space="preserve">catalog_R6_full</w:t>
       </w:r>
       <w:r>
         <w:rPr>
@@ -3975,7 +3975,7 @@
         <w:rPr>
           <w:rStyle w:val="VariableTok"/>
         </w:rPr>
-        <w:t xml:space="preserve">claude_catalog_R6_extras</w:t>
+        <w:t xml:space="preserve">catalog_R6_extras</w:t>
       </w:r>
       <w:r>
         <w:rPr>
@@ -3996,7 +3996,7 @@
         <w:rPr>
           <w:rStyle w:val="VariableTok"/>
         </w:rPr>
-        <w:t xml:space="preserve">claude_catalog_gplpor</w:t>
+        <w:t xml:space="preserve">catalog_gplpor</w:t>
       </w:r>
       <w:r>
         <w:rPr>
@@ -4017,7 +4017,7 @@
         <w:rPr>
           <w:rStyle w:val="VariableTok"/>
         </w:rPr>
-        <w:t xml:space="preserve">claude_catalog_bestworst</w:t>
+        <w:t xml:space="preserve">catalog_bestworst</w:t>
       </w:r>
       <w:r>
         <w:rPr>
@@ -4038,7 +4038,7 @@
         <w:rPr>
           <w:rStyle w:val="VariableTok"/>
         </w:rPr>
-        <w:t xml:space="preserve">claude_catalog_conv</w:t>
+        <w:t xml:space="preserve">catalog_conv</w:t>
       </w:r>
       <w:r>
         <w:rPr>
@@ -4056,7 +4056,7 @@
         <w:rPr>
           <w:rStyle w:val="VariableTok"/>
         </w:rPr>
-        <w:t xml:space="preserve">claude_catalog_conv2</w:t>
+        <w:t xml:space="preserve">catalog_conv2</w:t>
       </w:r>
       <w:r>
         <w:rPr>
@@ -4077,7 +4077,7 @@
         <w:rPr>
           <w:rStyle w:val="VariableTok"/>
         </w:rPr>
-        <w:t xml:space="preserve">claude_catalog_ch4_variants</w:t>
+        <w:t xml:space="preserve">catalog_ch4_variants</w:t>
       </w:r>
       <w:r>
         <w:rPr>
@@ -4125,7 +4125,7 @@
           <w:rStyle w:val="VerbatimChar"/>
           <w:rtl/>
         </w:rPr>
-        <w:t xml:space="preserve">claude_T2_1_spatial_methods</w:t>
+        <w:t xml:space="preserve">T2_1_spatial_methods</w:t>
       </w:r>
       <w:r>
         <w:rPr>
@@ -4840,7 +4840,7 @@
           <w:rStyle w:val="VerbatimChar"/>
           <w:rtl/>
         </w:rPr>
-        <w:t xml:space="preserve">claude_chapter_stats_ch4.m</w:t>
+        <w:t xml:space="preserve">chapter_stats_ch4.m</w:t>
       </w:r>
       <w:r>
         <w:rPr>
@@ -5083,7 +5083,7 @@
                 <w:rStyle w:val="VerbatimChar"/>
                 <w:rtl/>
               </w:rPr>
-              <w:t xml:space="preserve">claude_R1</w:t>
+              <w:t xml:space="preserve">LSTE_solver_R1</w:t>
             </w:r>
           </w:p>
         </w:tc>
@@ -5116,7 +5116,7 @@
                 <w:rStyle w:val="VerbatimChar"/>
                 <w:rtl/>
               </w:rPr>
-              <w:t xml:space="preserve">claude_R2</w:t>
+              <w:t xml:space="preserve">LSTE_solver_R2</w:t>
             </w:r>
           </w:p>
         </w:tc>
@@ -5168,7 +5168,7 @@
                 <w:rStyle w:val="VerbatimChar"/>
                 <w:rtl/>
               </w:rPr>
-              <w:t xml:space="preserve">claude_R3</w:t>
+              <w:t xml:space="preserve">LSTE_solver_R3</w:t>
             </w:r>
             <w:r>
               <w:rPr>
@@ -5214,7 +5214,7 @@
                 <w:rStyle w:val="VerbatimChar"/>
                 <w:rtl/>
               </w:rPr>
-              <w:t xml:space="preserve">claude_R4</w:t>
+              <w:t xml:space="preserve">LSTE_solver_R4</w:t>
             </w:r>
           </w:p>
         </w:tc>
@@ -5247,7 +5247,7 @@
                 <w:rStyle w:val="VerbatimChar"/>
                 <w:rtl/>
               </w:rPr>
-              <w:t xml:space="preserve">claude_R5</w:t>
+              <w:t xml:space="preserve">LSTE_solver_R5</w:t>
             </w:r>
           </w:p>
         </w:tc>
@@ -5280,7 +5280,7 @@
                 <w:rStyle w:val="VerbatimChar"/>
                 <w:rtl/>
               </w:rPr>
-              <w:t xml:space="preserve">claude_R6</w:t>
+              <w:t xml:space="preserve">LSTE_solver_R6</w:t>
             </w:r>
           </w:p>
         </w:tc>
@@ -5326,7 +5326,7 @@
                 <w:rStyle w:val="VerbatimChar"/>
                 <w:rtl/>
               </w:rPr>
-              <w:t xml:space="preserve">claude_R7</w:t>
+              <w:t xml:space="preserve">LSTE_solver_R7</w:t>
             </w:r>
           </w:p>
         </w:tc>
@@ -5423,7 +5423,7 @@
                 <w:rStyle w:val="VerbatimChar"/>
                 <w:rtl/>
               </w:rPr>
-              <w:t xml:space="preserve">claude_R8</w:t>
+              <w:t xml:space="preserve">LSTE_solver_R8</w:t>
             </w:r>
           </w:p>
         </w:tc>
@@ -5459,7 +5459,7 @@
                 <w:rStyle w:val="VerbatimChar"/>
                 <w:rtl/>
               </w:rPr>
-              <w:t xml:space="preserve">claude_R7</w:t>
+              <w:t xml:space="preserve">LSTE_solver_R7</w:t>
             </w:r>
             <w:r>
               <w:rPr>
@@ -5489,7 +5489,7 @@
                 <w:rStyle w:val="VerbatimChar"/>
                 <w:rtl/>
               </w:rPr>
-              <w:t xml:space="preserve">claude_R9</w:t>
+              <w:t xml:space="preserve">LSTE_solver_R9</w:t>
             </w:r>
           </w:p>
         </w:tc>
